--- a/legal/11-acceptance-handover/16_BIEN_BAN_NGHIEM_THU.docx
+++ b/legal/11-acceptance-handover/16_BIEN_BAN_NGHIEM_THU.docx
@@ -2,179 +2,289 @@
 <file path=word/document.xml><?xml version="1.0" encoding="utf-8"?>
 <w:document xmlns:wpc="http://schemas.microsoft.com/office/word/2010/wordprocessingCanvas" xmlns:mo="http://schemas.microsoft.com/office/mac/office/2008/main" xmlns:mc="http://schemas.openxmlformats.org/markup-compatibility/2006" xmlns:mv="urn:schemas-microsoft-com:mac:vml" xmlns:o="urn:schemas-microsoft-com:office:office" xmlns:r="http://schemas.openxmlformats.org/officeDocument/2006/relationships" xmlns:m="http://schemas.openxmlformats.org/officeDocument/2006/math" xmlns:v="urn:schemas-microsoft-com:vml" xmlns:wp14="http://schemas.microsoft.com/office/word/2010/wordprocessingDrawing" xmlns:wp="http://schemas.openxmlformats.org/drawingml/2006/wordprocessingDrawing" xmlns:w10="urn:schemas-microsoft-com:office:word" xmlns:w="http://schemas.openxmlformats.org/wordprocessingml/2006/main" xmlns:w14="http://schemas.microsoft.com/office/word/2010/wordml" xmlns:wpg="http://schemas.microsoft.com/office/word/2010/wordprocessingGroup" xmlns:wpi="http://schemas.microsoft.com/office/word/2010/wordprocessingInk" xmlns:wne="http://schemas.microsoft.com/office/word/2006/wordml" xmlns:wps="http://schemas.microsoft.com/office/word/2010/wordprocessingShape" mc:Ignorable="w14 wp14">
   <w:body>
+    <w:tbl>
+      <w:tblPr>
+        <w:tblW w:type="auto" w:w="0"/>
+        <w:jc w:val="center"/>
+        <w:tblLook w:firstColumn="1" w:firstRow="1" w:lastColumn="0" w:lastRow="0" w:noHBand="0" w:noVBand="1" w:val="04A0"/>
+        <w:tblBorders>
+          <w:top w:val="none"/>
+          <w:bottom w:val="none"/>
+          <w:left w:val="none"/>
+          <w:right w:val="none"/>
+          <w:insideH w:val="none"/>
+          <w:insideV w:val="none"/>
+        </w:tblBorders>
+      </w:tblPr>
+      <w:tblGrid>
+        <w:gridCol w:w="4874"/>
+        <w:gridCol w:w="4874"/>
+      </w:tblGrid>
+      <w:tr>
+        <w:trPr>
+          <w:cantSplit/>
+        </w:trPr>
+        <w:tc>
+          <w:tcPr>
+            <w:tcW w:type="dxa" w:w="4032"/>
+            <w:vAlign w:val="center"/>
+            <w:tcW w:w="4031" w:type="dxa"/>
+            <w:tcMar>
+              <w:top w:w="40" w:type="dxa"/>
+              <w:bottom w:w="40" w:type="dxa"/>
+              <w:left w:w="60" w:type="dxa"/>
+              <w:right w:w="60" w:type="dxa"/>
+            </w:tcMar>
+            <w:shd w:fill="FFFFFF"/>
+          </w:tcPr>
+          <w:p>
+            <w:r/>
+          </w:p>
+          <w:p>
+            <w:pPr>
+              <w:spacing w:before="0" w:after="40" w:line="276" w:lineRule="auto"/>
+              <w:jc w:val="center"/>
+            </w:pPr>
+            <w:r>
+              <w:rPr>
+                <w:b/>
+              </w:rPr>
+              <w:t>ĐƠN VỊ CUNG CẤP DỊCH VỤ</w:t>
+            </w:r>
+          </w:p>
+          <w:p>
+            <w:pPr>
+              <w:spacing w:before="0" w:after="40" w:line="276" w:lineRule="auto"/>
+              <w:jc w:val="center"/>
+            </w:pPr>
+            <w:r>
+              <w:rPr>
+                <w:b/>
+              </w:rPr>
+              <w:t>LOCALMATE VIỆT NAM</w:t>
+            </w:r>
+          </w:p>
+          <w:p>
+            <w:pPr>
+              <w:spacing w:before="0" w:after="40" w:line="276" w:lineRule="auto"/>
+              <w:jc w:val="center"/>
+            </w:pPr>
+            <w:r>
+              <w:t>Số: [SO_NGHIEM_THU]/BBNT-LM/[NAM]</w:t>
+            </w:r>
+          </w:p>
+        </w:tc>
+        <w:tc>
+          <w:tcPr>
+            <w:tcW w:type="dxa" w:w="5717"/>
+            <w:vAlign w:val="center"/>
+            <w:tcW w:w="5716" w:type="dxa"/>
+            <w:tcMar>
+              <w:top w:w="40" w:type="dxa"/>
+              <w:bottom w:w="40" w:type="dxa"/>
+              <w:left w:w="60" w:type="dxa"/>
+              <w:right w:w="60" w:type="dxa"/>
+            </w:tcMar>
+            <w:shd w:fill="FFFFFF"/>
+          </w:tcPr>
+          <w:p>
+            <w:r/>
+          </w:p>
+          <w:p>
+            <w:pPr>
+              <w:spacing w:before="0" w:after="40" w:line="276" w:lineRule="auto"/>
+              <w:jc w:val="center"/>
+            </w:pPr>
+            <w:r>
+              <w:rPr>
+                <w:b/>
+                <w:sz w:val="23"/>
+              </w:rPr>
+              <w:t>CỘNG HÒA XÃ HỘI CHỦ NGHĨA VIỆT NAM</w:t>
+            </w:r>
+          </w:p>
+          <w:p>
+            <w:pPr>
+              <w:spacing w:before="0" w:after="40" w:line="276" w:lineRule="auto"/>
+              <w:jc w:val="center"/>
+            </w:pPr>
+            <w:r>
+              <w:rPr>
+                <w:b/>
+              </w:rPr>
+              <w:t>Độc lập - Tự do - Hạnh phúc</w:t>
+            </w:r>
+          </w:p>
+          <w:p>
+            <w:pPr>
+              <w:spacing w:before="0" w:after="40" w:line="276" w:lineRule="auto"/>
+              <w:jc w:val="center"/>
+            </w:pPr>
+            <w:r>
+              <w:rPr>
+                <w:color w:val="0F172A"/>
+                <w:sz w:val="16"/>
+              </w:rPr>
+              <w:t>――――――――――――――――</w:t>
+            </w:r>
+          </w:p>
+          <w:p>
+            <w:pPr>
+              <w:spacing w:before="0" w:after="40" w:line="276" w:lineRule="auto"/>
+              <w:jc w:val="center"/>
+            </w:pPr>
+            <w:r>
+              <w:rPr>
+                <w:i/>
+                <w:color w:val="64748B"/>
+                <w:sz w:val="19"/>
+              </w:rPr>
+              <w:t>Hà Nội, ngày [NGAY] tháng [THANG] năm 202[X]</w:t>
+            </w:r>
+          </w:p>
+        </w:tc>
+      </w:tr>
+    </w:tbl>
     <w:p>
       <w:pPr>
-        <w:spacing w:before="240" w:after="120" w:line="288" w:lineRule="auto"/>
+        <w:spacing w:before="0" w:after="80"/>
+      </w:pPr>
+    </w:p>
+    <w:p>
+      <w:pPr>
+        <w:spacing w:before="240" w:after="80" w:line="288" w:lineRule="auto"/>
         <w:jc w:val="center"/>
       </w:pPr>
       <w:r>
         <w:rPr>
           <w:b/>
-          <w:color w:val="0D7647"/>
-          <w:sz w:val="30"/>
+          <w:color w:val="0F172A"/>
+          <w:sz w:val="29"/>
         </w:rPr>
-        <w:t>BIÊN BẢN NGHIỆM THU DỊCH VỤ HOÀN THÀNH</w:t>
+        <w:t>BIÊN BẢN NGHIỆM THU HOÀN THÀNH DỊCH VỤ</w:t>
       </w:r>
     </w:p>
     <w:p>
       <w:pPr>
-        <w:spacing w:before="200" w:after="80" w:line="276" w:lineRule="auto"/>
-        <w:jc w:val="center"/>
+        <w:spacing w:before="20" w:after="60" w:line="276" w:lineRule="auto"/>
+        <w:jc w:val="both"/>
       </w:pPr>
       <w:r>
         <w:rPr>
           <w:b/>
-          <w:color w:val="0D7647"/>
-          <w:sz w:val="26"/>
         </w:rPr>
         <w:t>(SERVICE ACCEPTANCE CERTIFICATE)</w:t>
       </w:r>
     </w:p>
     <w:p>
       <w:pPr>
-        <w:spacing w:after="80" w:before="0" w:line="276" w:lineRule="auto"/>
+        <w:spacing w:before="20" w:after="40" w:line="276" w:lineRule="auto"/>
+        <w:ind w:left="288"/>
+        <w:jc w:val="both"/>
+      </w:pPr>
+      <w:r>
+        <w:rPr>
+          <w:i/>
+          <w:color w:val="0F172A"/>
+          <w:sz w:val="20"/>
+        </w:rPr>
+        <w:t>- Căn cứ Bộ luật Dân sự số 91/2015/QH13 ngày 24/11/2015 (Điều 513, Điều 518 về kiểm tra và tiếp nhận kết quả dịch vụ);</w:t>
+      </w:r>
+    </w:p>
+    <w:p>
+      <w:pPr>
+        <w:spacing w:before="20" w:after="40" w:line="276" w:lineRule="auto"/>
+        <w:ind w:left="288"/>
+        <w:jc w:val="both"/>
+      </w:pPr>
+      <w:r>
+        <w:rPr>
+          <w:i/>
+          <w:color w:val="0F172A"/>
+          <w:sz w:val="20"/>
+        </w:rPr>
+        <w:t>- Căn cứ Luật Thương mại số 36/2005/QH11 ngày 14/06/2005 (Điều 74, Điều 79 về quyền và nghĩa vụ của các bên trong hợp đồng dịch vụ);</w:t>
+      </w:r>
+    </w:p>
+    <w:p>
+      <w:pPr>
+        <w:spacing w:before="20" w:after="40" w:line="276" w:lineRule="auto"/>
+        <w:ind w:left="288"/>
+        <w:jc w:val="both"/>
+      </w:pPr>
+      <w:r>
+        <w:rPr>
+          <w:i/>
+          <w:color w:val="0F172A"/>
+          <w:sz w:val="20"/>
+        </w:rPr>
+        <w:t>- Căn cứ Nghị định số 123/2020/NĐ-CP ngày 19/10/2020 của Chính phủ quy định về hóa đơn, chứng từ;</w:t>
+      </w:r>
+    </w:p>
+    <w:p>
+      <w:pPr>
+        <w:spacing w:before="20" w:after="40" w:line="276" w:lineRule="auto"/>
+        <w:ind w:left="288"/>
+        <w:jc w:val="both"/>
+      </w:pPr>
+      <w:r>
+        <w:rPr>
+          <w:i/>
+          <w:color w:val="0F172A"/>
+          <w:sz w:val="20"/>
+        </w:rPr>
+        <w:t>- Căn cứ Hợp đồng Dịch vụ số: [SO_HOP_DONG_MSA] ký ngày [NGAY_KY_HD] giữa Hai Bên;</w:t>
+      </w:r>
+    </w:p>
+    <w:p>
+      <w:pPr>
+        <w:spacing w:before="20" w:after="40" w:line="276" w:lineRule="auto"/>
+        <w:ind w:left="288"/>
+        <w:jc w:val="both"/>
+      </w:pPr>
+      <w:r>
+        <w:rPr>
+          <w:i/>
+          <w:color w:val="0F172A"/>
+          <w:sz w:val="20"/>
+        </w:rPr>
+        <w:t>- Căn cứ Bản đặc tả phạm vi công việc (SOW) số: [SO_SOW] và kết quả triển khai thực tế.</w:t>
+      </w:r>
+    </w:p>
+    <w:p>
+      <w:pPr>
+        <w:spacing w:before="20" w:after="60" w:line="276" w:lineRule="auto"/>
+        <w:jc w:val="both"/>
+      </w:pPr>
+      <w:r>
+        <w:t>Hôm nay, ngày [NGAY] tháng [THANG] năm 202[X], tại trụ sở các bên, Hai Bên tiến hành kiểm tra, đánh giá và lập Biên bản nghiệm thu đối với các sản phẩm dịch vụ kỹ thuật số đã hoàn thành như sau:</w:t>
+      </w:r>
+    </w:p>
+    <w:p>
+      <w:pPr>
+        <w:spacing w:before="180" w:after="60" w:line="276" w:lineRule="auto"/>
         <w:jc w:val="left"/>
       </w:pPr>
       <w:r>
         <w:rPr>
           <w:b/>
-        </w:rPr>
-        <w:t>Mã hiệu văn bản:</w:t>
-      </w:r>
-      <w:r>
-        <w:t xml:space="preserve"> </w:t>
-      </w:r>
-      <w:r>
-        <w:rPr>
-          <w:rFonts w:ascii="Consolas" w:hAnsi="Consolas"/>
-          <w:color w:val="B42828"/>
-          <w:sz w:val="20"/>
-        </w:rPr>
-        <w:t>LM-OPS-ACC-16</w:t>
-      </w:r>
-      <w:r>
-        <w:t xml:space="preserve">  </w:t>
-      </w:r>
-    </w:p>
-    <w:p>
-      <w:pPr>
-        <w:spacing w:after="80" w:before="0" w:line="276" w:lineRule="auto"/>
-        <w:jc w:val="left"/>
-      </w:pPr>
-      <w:r>
-        <w:rPr>
-          <w:i/>
-        </w:rPr>
-        <w:t>(Căn cứ theo Hợp đồng Dịch vụ Khung số: [SO_HOP_DONG_MSA]/LM-MSA và Bản SOW số: [SO_SOW])</w:t>
-      </w:r>
-      <w:r>
-        <w:t xml:space="preserve">  </w:t>
-      </w:r>
-    </w:p>
-    <w:p>
-      <w:pPr>
-        <w:spacing w:after="80" w:before="0" w:line="276" w:lineRule="auto"/>
-        <w:jc w:val="left"/>
-      </w:pPr>
-      <w:r>
-        <w:rPr>
-          <w:b/>
-        </w:rPr>
-        <w:t>Căn cứ pháp lý:</w:t>
-      </w:r>
-      <w:r>
-        <w:t xml:space="preserve">  </w:t>
-      </w:r>
-    </w:p>
-    <w:p>
-      <w:pPr>
-        <w:spacing w:after="60" w:before="20" w:line="276" w:lineRule="auto"/>
-        <w:ind w:left="360"/>
-        <w:jc w:val="left"/>
-      </w:pPr>
-      <w:r>
-        <w:rPr>
-          <w:i/>
-        </w:rPr>
-        <w:t>•  Bộ luật Dân sự số 91/2015/QH13 (Điều 513, Điều 518 về kiểm tra và tiếp nhận kết quả dịch vụ);</w:t>
-      </w:r>
-      <w:r>
-        <w:t xml:space="preserve">  </w:t>
-      </w:r>
-    </w:p>
-    <w:p>
-      <w:pPr>
-        <w:spacing w:after="60" w:before="20" w:line="276" w:lineRule="auto"/>
-        <w:ind w:left="360"/>
-        <w:jc w:val="left"/>
-      </w:pPr>
-      <w:r>
-        <w:rPr>
-          <w:i/>
-        </w:rPr>
-        <w:t>•  Luật Thương mại số 36/2005/QH11 (Điều 74, Điều 79 về quyền và nghĩa vụ của bên thuê dịch vụ);</w:t>
-      </w:r>
-      <w:r>
-        <w:t xml:space="preserve">  </w:t>
-      </w:r>
-    </w:p>
-    <w:p>
-      <w:pPr>
-        <w:spacing w:after="60" w:before="20" w:line="276" w:lineRule="auto"/>
-        <w:ind w:left="360"/>
-        <w:jc w:val="left"/>
-      </w:pPr>
-      <w:r>
-        <w:rPr>
-          <w:i/>
-        </w:rPr>
-        <w:t>•  Nghị định số 123/2020/NĐ-CP (Khoản 2 Điều 9 về thời điểm lập hóa đơn khi hoàn thành dịch vụ hoặc từng giai đoạn nghiệm thu).</w:t>
-      </w:r>
-    </w:p>
-    <w:p>
-      <w:pPr>
-        <w:spacing w:after="120" w:before="80"/>
-      </w:pPr>
-      <w:r>
-        <w:rPr>
-          <w:color w:val="CBD5E1"/>
-        </w:rPr>
-        <w:t>―――――――――――――――――――――――――――――――――――――――――――――――――――――――</w:t>
-      </w:r>
-    </w:p>
-    <w:p>
-      <w:pPr>
-        <w:spacing w:after="80" w:before="0" w:line="276" w:lineRule="auto"/>
-        <w:jc w:val="left"/>
-      </w:pPr>
-      <w:r>
-        <w:t>Hôm nay, ngày [NGAY] tháng [THANG] năm 202[X], tại [DIA_DIEM], Hai Bên tiến hành kiểm tra, đánh giá và lập Biên bản nghiệm thu đối với các sản phẩm dịch vụ kỹ thuật số theo hợp đồng đã ký kết:</w:t>
-      </w:r>
-    </w:p>
-    <w:p>
-      <w:pPr>
-        <w:spacing w:before="160" w:after="60"/>
-      </w:pPr>
-      <w:r>
-        <w:rPr>
-          <w:b/>
-          <w:color w:val="0D7647"/>
-          <w:sz w:val="23"/>
+          <w:color w:val="0F172A"/>
+          <w:sz w:val="22"/>
         </w:rPr>
         <w:t>ĐƠN VỊ SỬ DỤNG DỊCH VỤ (BÊN A - KHÁCH HÀNG):</w:t>
       </w:r>
     </w:p>
     <w:p>
       <w:pPr>
-        <w:spacing w:after="60" w:before="20" w:line="276" w:lineRule="auto"/>
+        <w:spacing w:before="20" w:after="40" w:line="276" w:lineRule="auto"/>
         <w:ind w:left="360"/>
-        <w:jc w:val="left"/>
+        <w:jc w:val="both"/>
       </w:pPr>
       <w:r>
         <w:rPr>
           <w:b/>
         </w:rPr>
-        <w:t>•  Tên doanh nghiệp / Hộ kinh doanh:</w:t>
+        <w:t>Tên doanh nghiệp / Hộ kinh doanh:</w:t>
       </w:r>
       <w:r>
         <w:t xml:space="preserve"> [TEN_KHACH_HANG]</w:t>
@@ -182,15 +292,15 @@
     </w:p>
     <w:p>
       <w:pPr>
-        <w:spacing w:after="60" w:before="20" w:line="276" w:lineRule="auto"/>
+        <w:spacing w:before="20" w:after="40" w:line="276" w:lineRule="auto"/>
         <w:ind w:left="360"/>
-        <w:jc w:val="left"/>
+        <w:jc w:val="both"/>
       </w:pPr>
       <w:r>
         <w:rPr>
           <w:b/>
         </w:rPr>
-        <w:t>•  Mã số thuế:</w:t>
+        <w:t>Mã số thuế:</w:t>
       </w:r>
       <w:r>
         <w:t xml:space="preserve"> [MST_KHACH_HANG]</w:t>
@@ -198,15 +308,15 @@
     </w:p>
     <w:p>
       <w:pPr>
-        <w:spacing w:after="60" w:before="20" w:line="276" w:lineRule="auto"/>
+        <w:spacing w:before="20" w:after="40" w:line="276" w:lineRule="auto"/>
         <w:ind w:left="360"/>
-        <w:jc w:val="left"/>
+        <w:jc w:val="both"/>
       </w:pPr>
       <w:r>
         <w:rPr>
           <w:b/>
         </w:rPr>
-        <w:t>•  Địa chỉ:</w:t>
+        <w:t>Địa chỉ:</w:t>
       </w:r>
       <w:r>
         <w:t xml:space="preserve"> [DIA_CHI_KHACH_HANG]</w:t>
@@ -214,15 +324,15 @@
     </w:p>
     <w:p>
       <w:pPr>
-        <w:spacing w:after="60" w:before="20" w:line="276" w:lineRule="auto"/>
+        <w:spacing w:before="20" w:after="40" w:line="276" w:lineRule="auto"/>
         <w:ind w:left="360"/>
-        <w:jc w:val="left"/>
+        <w:jc w:val="both"/>
       </w:pPr>
       <w:r>
         <w:rPr>
           <w:b/>
         </w:rPr>
-        <w:t>•  Đại diện nghiệm thu:</w:t>
+        <w:t>Đại diện nghiệm thu:</w:t>
       </w:r>
       <w:r>
         <w:t xml:space="preserve"> [NGUOI_DAI_DIEN_A] | </w:t>
@@ -239,28 +349,29 @@
     </w:p>
     <w:p>
       <w:pPr>
-        <w:spacing w:before="160" w:after="60"/>
+        <w:spacing w:before="180" w:after="60" w:line="276" w:lineRule="auto"/>
+        <w:jc w:val="left"/>
       </w:pPr>
       <w:r>
         <w:rPr>
           <w:b/>
-          <w:color w:val="0D7647"/>
-          <w:sz w:val="23"/>
+          <w:color w:val="0F172A"/>
+          <w:sz w:val="22"/>
         </w:rPr>
         <w:t>ĐƠN VỊ CUNG CẤP DỊCH VỤ (BÊN B - LOCALMATE):</w:t>
       </w:r>
     </w:p>
     <w:p>
       <w:pPr>
-        <w:spacing w:after="60" w:before="20" w:line="276" w:lineRule="auto"/>
+        <w:spacing w:before="20" w:after="40" w:line="276" w:lineRule="auto"/>
         <w:ind w:left="360"/>
-        <w:jc w:val="left"/>
+        <w:jc w:val="both"/>
       </w:pPr>
       <w:r>
         <w:rPr>
           <w:b/>
         </w:rPr>
-        <w:t>•  Tổ chức:</w:t>
+        <w:t>Tổ chức:</w:t>
       </w:r>
       <w:r>
         <w:t xml:space="preserve"> [LOCALMATE_LEGAL_NAME]</w:t>
@@ -268,15 +379,15 @@
     </w:p>
     <w:p>
       <w:pPr>
-        <w:spacing w:after="60" w:before="20" w:line="276" w:lineRule="auto"/>
+        <w:spacing w:before="20" w:after="40" w:line="276" w:lineRule="auto"/>
         <w:ind w:left="360"/>
-        <w:jc w:val="left"/>
+        <w:jc w:val="both"/>
       </w:pPr>
       <w:r>
         <w:rPr>
           <w:b/>
         </w:rPr>
-        <w:t>•  Mã số thuế:</w:t>
+        <w:t>Mã số thuế:</w:t>
       </w:r>
       <w:r>
         <w:t xml:space="preserve"> [MST]</w:t>
@@ -284,15 +395,15 @@
     </w:p>
     <w:p>
       <w:pPr>
-        <w:spacing w:after="60" w:before="20" w:line="276" w:lineRule="auto"/>
+        <w:spacing w:before="20" w:after="40" w:line="276" w:lineRule="auto"/>
         <w:ind w:left="360"/>
-        <w:jc w:val="left"/>
+        <w:jc w:val="both"/>
       </w:pPr>
       <w:r>
         <w:rPr>
           <w:b/>
         </w:rPr>
-        <w:t>•  Địa chỉ:</w:t>
+        <w:t>Địa chỉ:</w:t>
       </w:r>
       <w:r>
         <w:t xml:space="preserve"> [ADDRESS]</w:t>
@@ -300,15 +411,15 @@
     </w:p>
     <w:p>
       <w:pPr>
-        <w:spacing w:after="60" w:before="20" w:line="276" w:lineRule="auto"/>
+        <w:spacing w:before="20" w:after="40" w:line="276" w:lineRule="auto"/>
         <w:ind w:left="360"/>
-        <w:jc w:val="left"/>
+        <w:jc w:val="both"/>
       </w:pPr>
       <w:r>
         <w:rPr>
           <w:b/>
         </w:rPr>
-        <w:t>•  Đại diện kỹ thuật:</w:t>
+        <w:t>Đại diện kỹ thuật:</w:t>
       </w:r>
       <w:r>
         <w:t xml:space="preserve"> [REPRESENTATIVE] | </w:t>
@@ -325,15 +436,15 @@
     </w:p>
     <w:p>
       <w:pPr>
-        <w:spacing w:after="60" w:before="20" w:line="276" w:lineRule="auto"/>
+        <w:spacing w:before="20" w:after="40" w:line="276" w:lineRule="auto"/>
         <w:ind w:left="360"/>
-        <w:jc w:val="left"/>
+        <w:jc w:val="both"/>
       </w:pPr>
       <w:r>
         <w:rPr>
           <w:b/>
         </w:rPr>
-        <w:t>•  Hotline:</w:t>
+        <w:t>Hotline:</w:t>
       </w:r>
       <w:r>
         <w:t xml:space="preserve"> 0834.422.439 | </w:t>
@@ -350,32 +461,22 @@
     </w:p>
     <w:p>
       <w:pPr>
-        <w:spacing w:after="120" w:before="80"/>
-      </w:pPr>
-      <w:r>
-        <w:rPr>
-          <w:color w:val="CBD5E1"/>
-        </w:rPr>
-        <w:t>―――――――――――――――――――――――――――――――――――――――――――――――――――――――</w:t>
-      </w:r>
-    </w:p>
-    <w:p>
-      <w:pPr>
-        <w:spacing w:before="160" w:after="60"/>
+        <w:spacing w:before="180" w:after="60" w:line="276" w:lineRule="auto"/>
+        <w:jc w:val="left"/>
       </w:pPr>
       <w:r>
         <w:rPr>
           <w:b/>
-          <w:color w:val="0D7647"/>
-          <w:sz w:val="23"/>
+          <w:color w:val="0F172A"/>
+          <w:sz w:val="22"/>
         </w:rPr>
         <w:t>ĐIỀU 1. ĐỐI TƯỢNG VÀ PHẠM VI NGHIỆM THU</w:t>
       </w:r>
     </w:p>
     <w:p>
       <w:pPr>
-        <w:spacing w:after="80" w:before="0" w:line="276" w:lineRule="auto"/>
-        <w:jc w:val="left"/>
+        <w:spacing w:before="20" w:after="60" w:line="276" w:lineRule="auto"/>
+        <w:jc w:val="both"/>
       </w:pPr>
       <w:r>
         <w:t xml:space="preserve">Hai Bên tiến hành nghiệm thu đối với toàn bộ các sản phẩm bàn giao thuộc dự án: </w:t>
@@ -392,8 +493,7 @@
       <w:r>
         <w:rPr>
           <w:rFonts w:ascii="Consolas" w:hAnsi="Consolas"/>
-          <w:color w:val="B42828"/>
-          <w:sz w:val="20"/>
+          <w:sz w:val="19"/>
         </w:rPr>
         <w:t>[SO_SOW]</w:t>
       </w:r>
@@ -403,9 +503,8 @@
     </w:p>
     <w:p>
       <w:pPr>
-        <w:spacing w:after="60" w:before="20" w:line="276" w:lineRule="auto"/>
-        <w:ind w:left="288"/>
-        <w:jc w:val="left"/>
+        <w:spacing w:before="20" w:after="60" w:line="276" w:lineRule="auto"/>
+        <w:jc w:val="both"/>
       </w:pPr>
       <w:r>
         <w:t xml:space="preserve">1. </w:t>
@@ -422,8 +521,7 @@
       <w:r>
         <w:rPr>
           <w:rFonts w:ascii="Consolas" w:hAnsi="Consolas"/>
-          <w:color w:val="B42828"/>
-          <w:sz w:val="20"/>
+          <w:sz w:val="19"/>
         </w:rPr>
         <w:t>[DOMAIN_NAME]</w:t>
       </w:r>
@@ -433,9 +531,8 @@
     </w:p>
     <w:p>
       <w:pPr>
-        <w:spacing w:after="60" w:before="20" w:line="276" w:lineRule="auto"/>
-        <w:ind w:left="288"/>
-        <w:jc w:val="left"/>
+        <w:spacing w:before="20" w:after="60" w:line="276" w:lineRule="auto"/>
+        <w:jc w:val="both"/>
       </w:pPr>
       <w:r>
         <w:t xml:space="preserve">2. </w:t>
@@ -452,8 +549,7 @@
       <w:r>
         <w:rPr>
           <w:rFonts w:ascii="Consolas" w:hAnsi="Consolas"/>
-          <w:color w:val="B42828"/>
-          <w:sz w:val="20"/>
+          <w:sz w:val="19"/>
         </w:rPr>
         <w:t>[GBP_NAME]</w:t>
       </w:r>
@@ -463,9 +559,8 @@
     </w:p>
     <w:p>
       <w:pPr>
-        <w:spacing w:after="60" w:before="20" w:line="276" w:lineRule="auto"/>
-        <w:ind w:left="288"/>
-        <w:jc w:val="left"/>
+        <w:spacing w:before="20" w:after="60" w:line="276" w:lineRule="auto"/>
+        <w:jc w:val="both"/>
       </w:pPr>
       <w:r>
         <w:t xml:space="preserve">3. </w:t>
@@ -482,8 +577,7 @@
       <w:r>
         <w:rPr>
           <w:rFonts w:ascii="Consolas" w:hAnsi="Consolas"/>
-          <w:color w:val="B42828"/>
-          <w:sz w:val="20"/>
+          <w:sz w:val="19"/>
         </w:rPr>
         <w:t>[GOOGLE_ADS_CID]</w:t>
       </w:r>
@@ -493,9 +587,8 @@
     </w:p>
     <w:p>
       <w:pPr>
-        <w:spacing w:after="60" w:before="20" w:line="276" w:lineRule="auto"/>
-        <w:ind w:left="288"/>
-        <w:jc w:val="left"/>
+        <w:spacing w:before="20" w:after="60" w:line="276" w:lineRule="auto"/>
+        <w:jc w:val="both"/>
       </w:pPr>
       <w:r>
         <w:t xml:space="preserve">4. </w:t>
@@ -512,24 +605,14 @@
     </w:p>
     <w:p>
       <w:pPr>
-        <w:spacing w:after="120" w:before="80"/>
-      </w:pPr>
-      <w:r>
-        <w:rPr>
-          <w:color w:val="CBD5E1"/>
-        </w:rPr>
-        <w:t>―――――――――――――――――――――――――――――――――――――――――――――――――――――――</w:t>
-      </w:r>
-    </w:p>
-    <w:p>
-      <w:pPr>
-        <w:spacing w:before="160" w:after="60"/>
+        <w:spacing w:before="180" w:after="60" w:line="276" w:lineRule="auto"/>
+        <w:jc w:val="left"/>
       </w:pPr>
       <w:r>
         <w:rPr>
           <w:b/>
-          <w:color w:val="0D7647"/>
-          <w:sz w:val="23"/>
+          <w:color w:val="0F172A"/>
+          <w:sz w:val="22"/>
         </w:rPr>
         <w:t>ĐIỀU 2. BẢNG KIỂM TRA ĐÁNH GIÁ KỸ THUẬT (UAT CHECKLIST)</w:t>
       </w:r>
@@ -549,24 +632,28 @@
         </w:tblBorders>
       </w:tblPr>
       <w:tblGrid>
-        <w:gridCol w:w="1921"/>
-        <w:gridCol w:w="1921"/>
-        <w:gridCol w:w="1921"/>
-        <w:gridCol w:w="1921"/>
-        <w:gridCol w:w="1921"/>
+        <w:gridCol w:w="1950"/>
+        <w:gridCol w:w="1950"/>
+        <w:gridCol w:w="1950"/>
+        <w:gridCol w:w="1950"/>
+        <w:gridCol w:w="1950"/>
       </w:tblGrid>
       <w:tr>
+        <w:trPr>
+          <w:cantSplit/>
+        </w:trPr>
         <w:tc>
           <w:tcPr>
-            <w:tcW w:type="dxa" w:w="1921"/>
+            <w:tcW w:type="dxa" w:w="936"/>
             <w:vAlign w:val="center"/>
+            <w:tcW w:w="936" w:type="dxa"/>
             <w:tcMar>
-              <w:top w:w="120" w:type="dxa"/>
-              <w:bottom w:w="120" w:type="dxa"/>
-              <w:left w:w="160" w:type="dxa"/>
-              <w:right w:w="160" w:type="dxa"/>
+              <w:top w:w="90" w:type="dxa"/>
+              <w:bottom w:w="90" w:type="dxa"/>
+              <w:left w:w="100" w:type="dxa"/>
+              <w:right w:w="100" w:type="dxa"/>
             </w:tcMar>
-            <w:shd w:fill="EDF7F1"/>
+            <w:shd w:fill="F8FAFC"/>
           </w:tcPr>
           <w:p>
             <w:r/>
@@ -579,7 +666,7 @@
             <w:r>
               <w:rPr>
                 <w:b/>
-                <w:color w:val="0D7647"/>
+                <w:sz w:val="20"/>
               </w:rPr>
               <w:t>STT</w:t>
             </w:r>
@@ -587,15 +674,16 @@
         </w:tc>
         <w:tc>
           <w:tcPr>
-            <w:tcW w:type="dxa" w:w="1921"/>
+            <w:tcW w:type="dxa" w:w="2088"/>
             <w:vAlign w:val="center"/>
+            <w:tcW w:w="2088" w:type="dxa"/>
             <w:tcMar>
-              <w:top w:w="120" w:type="dxa"/>
-              <w:bottom w:w="120" w:type="dxa"/>
-              <w:left w:w="160" w:type="dxa"/>
-              <w:right w:w="160" w:type="dxa"/>
+              <w:top w:w="90" w:type="dxa"/>
+              <w:bottom w:w="90" w:type="dxa"/>
+              <w:left w:w="100" w:type="dxa"/>
+              <w:right w:w="100" w:type="dxa"/>
             </w:tcMar>
-            <w:shd w:fill="EDF7F1"/>
+            <w:shd w:fill="F8FAFC"/>
           </w:tcPr>
           <w:p>
             <w:r/>
@@ -608,7 +696,7 @@
             <w:r>
               <w:rPr>
                 <w:b/>
-                <w:color w:val="0D7647"/>
+                <w:sz w:val="20"/>
               </w:rPr>
               <w:t>HẠNG MỤC KIỂM TRA</w:t>
             </w:r>
@@ -616,15 +704,16 @@
         </w:tc>
         <w:tc>
           <w:tcPr>
-            <w:tcW w:type="dxa" w:w="1921"/>
+            <w:tcW w:type="dxa" w:w="3989"/>
             <w:vAlign w:val="center"/>
+            <w:tcW w:w="3988" w:type="dxa"/>
             <w:tcMar>
-              <w:top w:w="120" w:type="dxa"/>
-              <w:bottom w:w="120" w:type="dxa"/>
-              <w:left w:w="160" w:type="dxa"/>
-              <w:right w:w="160" w:type="dxa"/>
+              <w:top w:w="90" w:type="dxa"/>
+              <w:bottom w:w="90" w:type="dxa"/>
+              <w:left w:w="100" w:type="dxa"/>
+              <w:right w:w="100" w:type="dxa"/>
             </w:tcMar>
-            <w:shd w:fill="EDF7F1"/>
+            <w:shd w:fill="F8FAFC"/>
           </w:tcPr>
           <w:p>
             <w:r/>
@@ -637,7 +726,7 @@
             <w:r>
               <w:rPr>
                 <w:b/>
-                <w:color w:val="0D7647"/>
+                <w:sz w:val="20"/>
               </w:rPr>
               <w:t>TIÊU CHÍ KỸ THUẬT ĐỐI CHIẾU</w:t>
             </w:r>
@@ -645,15 +734,16 @@
         </w:tc>
         <w:tc>
           <w:tcPr>
-            <w:tcW w:type="dxa" w:w="1921"/>
+            <w:tcW w:type="dxa" w:w="1656"/>
             <w:vAlign w:val="center"/>
+            <w:tcW w:w="1655" w:type="dxa"/>
             <w:tcMar>
-              <w:top w:w="120" w:type="dxa"/>
-              <w:bottom w:w="120" w:type="dxa"/>
-              <w:left w:w="160" w:type="dxa"/>
-              <w:right w:w="160" w:type="dxa"/>
+              <w:top w:w="90" w:type="dxa"/>
+              <w:bottom w:w="90" w:type="dxa"/>
+              <w:left w:w="100" w:type="dxa"/>
+              <w:right w:w="100" w:type="dxa"/>
             </w:tcMar>
-            <w:shd w:fill="EDF7F1"/>
+            <w:shd w:fill="F8FAFC"/>
           </w:tcPr>
           <w:p>
             <w:r/>
@@ -666,7 +756,7 @@
             <w:r>
               <w:rPr>
                 <w:b/>
-                <w:color w:val="0D7647"/>
+                <w:sz w:val="20"/>
               </w:rPr>
               <w:t>KẾT QUẢ ĐÁNH GIÁ THỰC TẾ</w:t>
             </w:r>
@@ -674,15 +764,16 @@
         </w:tc>
         <w:tc>
           <w:tcPr>
-            <w:tcW w:type="dxa" w:w="1921"/>
+            <w:tcW w:type="dxa" w:w="1080"/>
             <w:vAlign w:val="center"/>
+            <w:tcW w:w="1080" w:type="dxa"/>
             <w:tcMar>
-              <w:top w:w="120" w:type="dxa"/>
-              <w:bottom w:w="120" w:type="dxa"/>
-              <w:left w:w="160" w:type="dxa"/>
-              <w:right w:w="160" w:type="dxa"/>
+              <w:top w:w="90" w:type="dxa"/>
+              <w:bottom w:w="90" w:type="dxa"/>
+              <w:left w:w="100" w:type="dxa"/>
+              <w:right w:w="100" w:type="dxa"/>
             </w:tcMar>
-            <w:shd w:fill="EDF7F1"/>
+            <w:shd w:fill="F8FAFC"/>
           </w:tcPr>
           <w:p>
             <w:r/>
@@ -695,7 +786,7 @@
             <w:r>
               <w:rPr>
                 <w:b/>
-                <w:color w:val="0D7647"/>
+                <w:sz w:val="20"/>
               </w:rPr>
               <w:t>KẾT LUẬN</w:t>
             </w:r>
@@ -703,17 +794,21 @@
         </w:tc>
       </w:tr>
       <w:tr>
+        <w:trPr>
+          <w:cantSplit/>
+        </w:trPr>
         <w:tc>
           <w:tcPr>
-            <w:tcW w:type="dxa" w:w="1921"/>
+            <w:tcW w:type="dxa" w:w="936"/>
             <w:vAlign w:val="center"/>
+            <w:tcW w:w="936" w:type="dxa"/>
             <w:tcMar>
-              <w:top w:w="120" w:type="dxa"/>
-              <w:bottom w:w="120" w:type="dxa"/>
-              <w:left w:w="160" w:type="dxa"/>
-              <w:right w:w="160" w:type="dxa"/>
+              <w:top w:w="80" w:type="dxa"/>
+              <w:bottom w:w="80" w:type="dxa"/>
+              <w:left w:w="100" w:type="dxa"/>
+              <w:right w:w="100" w:type="dxa"/>
             </w:tcMar>
-            <w:shd w:fill="F8FAFC"/>
+            <w:shd w:fill="FFFFFF"/>
           </w:tcPr>
           <w:p>
             <w:r/>
@@ -721,7 +816,7 @@
           <w:p>
             <w:pPr>
               <w:spacing w:before="0" w:after="40" w:line="276" w:lineRule="auto"/>
-              <w:jc w:val="left"/>
+              <w:jc w:val="center"/>
             </w:pPr>
             <w:r>
               <w:rPr>
@@ -733,15 +828,16 @@
         </w:tc>
         <w:tc>
           <w:tcPr>
-            <w:tcW w:type="dxa" w:w="1921"/>
+            <w:tcW w:type="dxa" w:w="2088"/>
             <w:vAlign w:val="center"/>
+            <w:tcW w:w="2088" w:type="dxa"/>
             <w:tcMar>
-              <w:top w:w="120" w:type="dxa"/>
-              <w:bottom w:w="120" w:type="dxa"/>
-              <w:left w:w="160" w:type="dxa"/>
-              <w:right w:w="160" w:type="dxa"/>
+              <w:top w:w="80" w:type="dxa"/>
+              <w:bottom w:w="80" w:type="dxa"/>
+              <w:left w:w="100" w:type="dxa"/>
+              <w:right w:w="100" w:type="dxa"/>
             </w:tcMar>
-            <w:shd w:fill="F8FAFC"/>
+            <w:shd w:fill="FFFFFF"/>
           </w:tcPr>
           <w:p>
             <w:r/>
@@ -761,15 +857,16 @@
         </w:tc>
         <w:tc>
           <w:tcPr>
-            <w:tcW w:type="dxa" w:w="1921"/>
+            <w:tcW w:type="dxa" w:w="3989"/>
             <w:vAlign w:val="center"/>
+            <w:tcW w:w="3988" w:type="dxa"/>
             <w:tcMar>
-              <w:top w:w="120" w:type="dxa"/>
-              <w:bottom w:w="120" w:type="dxa"/>
-              <w:left w:w="160" w:type="dxa"/>
-              <w:right w:w="160" w:type="dxa"/>
+              <w:top w:w="80" w:type="dxa"/>
+              <w:bottom w:w="80" w:type="dxa"/>
+              <w:left w:w="100" w:type="dxa"/>
+              <w:right w:w="100" w:type="dxa"/>
             </w:tcMar>
-            <w:shd w:fill="F8FAFC"/>
+            <w:shd w:fill="FFFFFF"/>
           </w:tcPr>
           <w:p>
             <w:r/>
@@ -786,15 +883,16 @@
         </w:tc>
         <w:tc>
           <w:tcPr>
-            <w:tcW w:type="dxa" w:w="1921"/>
+            <w:tcW w:type="dxa" w:w="1656"/>
             <w:vAlign w:val="center"/>
+            <w:tcW w:w="1655" w:type="dxa"/>
             <w:tcMar>
-              <w:top w:w="120" w:type="dxa"/>
-              <w:bottom w:w="120" w:type="dxa"/>
-              <w:left w:w="160" w:type="dxa"/>
-              <w:right w:w="160" w:type="dxa"/>
+              <w:top w:w="80" w:type="dxa"/>
+              <w:bottom w:w="80" w:type="dxa"/>
+              <w:left w:w="100" w:type="dxa"/>
+              <w:right w:w="100" w:type="dxa"/>
             </w:tcMar>
-            <w:shd w:fill="F8FAFC"/>
+            <w:shd w:fill="FFFFFF"/>
           </w:tcPr>
           <w:p>
             <w:r/>
@@ -820,15 +918,16 @@
         </w:tc>
         <w:tc>
           <w:tcPr>
-            <w:tcW w:type="dxa" w:w="1921"/>
+            <w:tcW w:type="dxa" w:w="1080"/>
             <w:vAlign w:val="center"/>
+            <w:tcW w:w="1080" w:type="dxa"/>
             <w:tcMar>
-              <w:top w:w="120" w:type="dxa"/>
-              <w:bottom w:w="120" w:type="dxa"/>
-              <w:left w:w="160" w:type="dxa"/>
-              <w:right w:w="160" w:type="dxa"/>
+              <w:top w:w="80" w:type="dxa"/>
+              <w:bottom w:w="80" w:type="dxa"/>
+              <w:left w:w="100" w:type="dxa"/>
+              <w:right w:w="100" w:type="dxa"/>
             </w:tcMar>
-            <w:shd w:fill="F8FAFC"/>
+            <w:shd w:fill="FFFFFF"/>
           </w:tcPr>
           <w:p>
             <w:r/>
@@ -836,7 +935,7 @@
           <w:p>
             <w:pPr>
               <w:spacing w:before="0" w:after="40" w:line="276" w:lineRule="auto"/>
-              <w:jc w:val="left"/>
+              <w:jc w:val="center"/>
             </w:pPr>
             <w:r>
               <w:rPr>
@@ -848,17 +947,21 @@
         </w:tc>
       </w:tr>
       <w:tr>
+        <w:trPr>
+          <w:cantSplit/>
+        </w:trPr>
         <w:tc>
           <w:tcPr>
-            <w:tcW w:type="dxa" w:w="1921"/>
+            <w:tcW w:type="dxa" w:w="936"/>
             <w:vAlign w:val="center"/>
+            <w:tcW w:w="936" w:type="dxa"/>
             <w:tcMar>
-              <w:top w:w="120" w:type="dxa"/>
-              <w:bottom w:w="120" w:type="dxa"/>
-              <w:left w:w="160" w:type="dxa"/>
-              <w:right w:w="160" w:type="dxa"/>
+              <w:top w:w="80" w:type="dxa"/>
+              <w:bottom w:w="80" w:type="dxa"/>
+              <w:left w:w="100" w:type="dxa"/>
+              <w:right w:w="100" w:type="dxa"/>
             </w:tcMar>
-            <w:shd w:fill="FFFFFF"/>
+            <w:shd w:fill="FAFAFA"/>
           </w:tcPr>
           <w:p>
             <w:r/>
@@ -866,7 +969,7 @@
           <w:p>
             <w:pPr>
               <w:spacing w:before="0" w:after="40" w:line="276" w:lineRule="auto"/>
-              <w:jc w:val="left"/>
+              <w:jc w:val="center"/>
             </w:pPr>
             <w:r>
               <w:rPr>
@@ -878,15 +981,16 @@
         </w:tc>
         <w:tc>
           <w:tcPr>
-            <w:tcW w:type="dxa" w:w="1921"/>
+            <w:tcW w:type="dxa" w:w="2088"/>
             <w:vAlign w:val="center"/>
+            <w:tcW w:w="2088" w:type="dxa"/>
             <w:tcMar>
-              <w:top w:w="120" w:type="dxa"/>
-              <w:bottom w:w="120" w:type="dxa"/>
-              <w:left w:w="160" w:type="dxa"/>
-              <w:right w:w="160" w:type="dxa"/>
+              <w:top w:w="80" w:type="dxa"/>
+              <w:bottom w:w="80" w:type="dxa"/>
+              <w:left w:w="100" w:type="dxa"/>
+              <w:right w:w="100" w:type="dxa"/>
             </w:tcMar>
-            <w:shd w:fill="FFFFFF"/>
+            <w:shd w:fill="FAFAFA"/>
           </w:tcPr>
           <w:p>
             <w:r/>
@@ -906,15 +1010,16 @@
         </w:tc>
         <w:tc>
           <w:tcPr>
-            <w:tcW w:type="dxa" w:w="1921"/>
+            <w:tcW w:type="dxa" w:w="3989"/>
             <w:vAlign w:val="center"/>
+            <w:tcW w:w="3988" w:type="dxa"/>
             <w:tcMar>
-              <w:top w:w="120" w:type="dxa"/>
-              <w:bottom w:w="120" w:type="dxa"/>
-              <w:left w:w="160" w:type="dxa"/>
-              <w:right w:w="160" w:type="dxa"/>
+              <w:top w:w="80" w:type="dxa"/>
+              <w:bottom w:w="80" w:type="dxa"/>
+              <w:left w:w="100" w:type="dxa"/>
+              <w:right w:w="100" w:type="dxa"/>
             </w:tcMar>
-            <w:shd w:fill="FFFFFF"/>
+            <w:shd w:fill="FAFAFA"/>
           </w:tcPr>
           <w:p>
             <w:r/>
@@ -931,15 +1036,16 @@
         </w:tc>
         <w:tc>
           <w:tcPr>
-            <w:tcW w:type="dxa" w:w="1921"/>
+            <w:tcW w:type="dxa" w:w="1656"/>
             <w:vAlign w:val="center"/>
+            <w:tcW w:w="1655" w:type="dxa"/>
             <w:tcMar>
-              <w:top w:w="120" w:type="dxa"/>
-              <w:bottom w:w="120" w:type="dxa"/>
-              <w:left w:w="160" w:type="dxa"/>
-              <w:right w:w="160" w:type="dxa"/>
+              <w:top w:w="80" w:type="dxa"/>
+              <w:bottom w:w="80" w:type="dxa"/>
+              <w:left w:w="100" w:type="dxa"/>
+              <w:right w:w="100" w:type="dxa"/>
             </w:tcMar>
-            <w:shd w:fill="FFFFFF"/>
+            <w:shd w:fill="FAFAFA"/>
           </w:tcPr>
           <w:p>
             <w:r/>
@@ -965,15 +1071,16 @@
         </w:tc>
         <w:tc>
           <w:tcPr>
-            <w:tcW w:type="dxa" w:w="1921"/>
+            <w:tcW w:type="dxa" w:w="1080"/>
             <w:vAlign w:val="center"/>
+            <w:tcW w:w="1080" w:type="dxa"/>
             <w:tcMar>
-              <w:top w:w="120" w:type="dxa"/>
-              <w:bottom w:w="120" w:type="dxa"/>
-              <w:left w:w="160" w:type="dxa"/>
-              <w:right w:w="160" w:type="dxa"/>
+              <w:top w:w="80" w:type="dxa"/>
+              <w:bottom w:w="80" w:type="dxa"/>
+              <w:left w:w="100" w:type="dxa"/>
+              <w:right w:w="100" w:type="dxa"/>
             </w:tcMar>
-            <w:shd w:fill="FFFFFF"/>
+            <w:shd w:fill="FAFAFA"/>
           </w:tcPr>
           <w:p>
             <w:r/>
@@ -981,7 +1088,7 @@
           <w:p>
             <w:pPr>
               <w:spacing w:before="0" w:after="40" w:line="276" w:lineRule="auto"/>
-              <w:jc w:val="left"/>
+              <w:jc w:val="center"/>
             </w:pPr>
             <w:r>
               <w:rPr>
@@ -993,17 +1100,21 @@
         </w:tc>
       </w:tr>
       <w:tr>
+        <w:trPr>
+          <w:cantSplit/>
+        </w:trPr>
         <w:tc>
           <w:tcPr>
-            <w:tcW w:type="dxa" w:w="1921"/>
+            <w:tcW w:type="dxa" w:w="936"/>
             <w:vAlign w:val="center"/>
+            <w:tcW w:w="936" w:type="dxa"/>
             <w:tcMar>
-              <w:top w:w="120" w:type="dxa"/>
-              <w:bottom w:w="120" w:type="dxa"/>
-              <w:left w:w="160" w:type="dxa"/>
-              <w:right w:w="160" w:type="dxa"/>
+              <w:top w:w="80" w:type="dxa"/>
+              <w:bottom w:w="80" w:type="dxa"/>
+              <w:left w:w="100" w:type="dxa"/>
+              <w:right w:w="100" w:type="dxa"/>
             </w:tcMar>
-            <w:shd w:fill="F8FAFC"/>
+            <w:shd w:fill="FFFFFF"/>
           </w:tcPr>
           <w:p>
             <w:r/>
@@ -1011,7 +1122,7 @@
           <w:p>
             <w:pPr>
               <w:spacing w:before="0" w:after="40" w:line="276" w:lineRule="auto"/>
-              <w:jc w:val="left"/>
+              <w:jc w:val="center"/>
             </w:pPr>
             <w:r>
               <w:rPr>
@@ -1023,15 +1134,16 @@
         </w:tc>
         <w:tc>
           <w:tcPr>
-            <w:tcW w:type="dxa" w:w="1921"/>
+            <w:tcW w:type="dxa" w:w="2088"/>
             <w:vAlign w:val="center"/>
+            <w:tcW w:w="2088" w:type="dxa"/>
             <w:tcMar>
-              <w:top w:w="120" w:type="dxa"/>
-              <w:bottom w:w="120" w:type="dxa"/>
-              <w:left w:w="160" w:type="dxa"/>
-              <w:right w:w="160" w:type="dxa"/>
+              <w:top w:w="80" w:type="dxa"/>
+              <w:bottom w:w="80" w:type="dxa"/>
+              <w:left w:w="100" w:type="dxa"/>
+              <w:right w:w="100" w:type="dxa"/>
             </w:tcMar>
-            <w:shd w:fill="F8FAFC"/>
+            <w:shd w:fill="FFFFFF"/>
           </w:tcPr>
           <w:p>
             <w:r/>
@@ -1051,15 +1163,16 @@
         </w:tc>
         <w:tc>
           <w:tcPr>
-            <w:tcW w:type="dxa" w:w="1921"/>
+            <w:tcW w:type="dxa" w:w="3989"/>
             <w:vAlign w:val="center"/>
+            <w:tcW w:w="3988" w:type="dxa"/>
             <w:tcMar>
-              <w:top w:w="120" w:type="dxa"/>
-              <w:bottom w:w="120" w:type="dxa"/>
-              <w:left w:w="160" w:type="dxa"/>
-              <w:right w:w="160" w:type="dxa"/>
+              <w:top w:w="80" w:type="dxa"/>
+              <w:bottom w:w="80" w:type="dxa"/>
+              <w:left w:w="100" w:type="dxa"/>
+              <w:right w:w="100" w:type="dxa"/>
             </w:tcMar>
-            <w:shd w:fill="F8FAFC"/>
+            <w:shd w:fill="FFFFFF"/>
           </w:tcPr>
           <w:p>
             <w:r/>
@@ -1076,15 +1189,16 @@
         </w:tc>
         <w:tc>
           <w:tcPr>
-            <w:tcW w:type="dxa" w:w="1921"/>
+            <w:tcW w:type="dxa" w:w="1656"/>
             <w:vAlign w:val="center"/>
+            <w:tcW w:w="1655" w:type="dxa"/>
             <w:tcMar>
-              <w:top w:w="120" w:type="dxa"/>
-              <w:bottom w:w="120" w:type="dxa"/>
-              <w:left w:w="160" w:type="dxa"/>
-              <w:right w:w="160" w:type="dxa"/>
+              <w:top w:w="80" w:type="dxa"/>
+              <w:bottom w:w="80" w:type="dxa"/>
+              <w:left w:w="100" w:type="dxa"/>
+              <w:right w:w="100" w:type="dxa"/>
             </w:tcMar>
-            <w:shd w:fill="F8FAFC"/>
+            <w:shd w:fill="FFFFFF"/>
           </w:tcPr>
           <w:p>
             <w:r/>
@@ -1110,15 +1224,16 @@
         </w:tc>
         <w:tc>
           <w:tcPr>
-            <w:tcW w:type="dxa" w:w="1921"/>
+            <w:tcW w:type="dxa" w:w="1080"/>
             <w:vAlign w:val="center"/>
+            <w:tcW w:w="1080" w:type="dxa"/>
             <w:tcMar>
-              <w:top w:w="120" w:type="dxa"/>
-              <w:bottom w:w="120" w:type="dxa"/>
-              <w:left w:w="160" w:type="dxa"/>
-              <w:right w:w="160" w:type="dxa"/>
+              <w:top w:w="80" w:type="dxa"/>
+              <w:bottom w:w="80" w:type="dxa"/>
+              <w:left w:w="100" w:type="dxa"/>
+              <w:right w:w="100" w:type="dxa"/>
             </w:tcMar>
-            <w:shd w:fill="F8FAFC"/>
+            <w:shd w:fill="FFFFFF"/>
           </w:tcPr>
           <w:p>
             <w:r/>
@@ -1126,7 +1241,7 @@
           <w:p>
             <w:pPr>
               <w:spacing w:before="0" w:after="40" w:line="276" w:lineRule="auto"/>
-              <w:jc w:val="left"/>
+              <w:jc w:val="center"/>
             </w:pPr>
             <w:r>
               <w:rPr>
@@ -1138,17 +1253,21 @@
         </w:tc>
       </w:tr>
       <w:tr>
+        <w:trPr>
+          <w:cantSplit/>
+        </w:trPr>
         <w:tc>
           <w:tcPr>
-            <w:tcW w:type="dxa" w:w="1921"/>
+            <w:tcW w:type="dxa" w:w="936"/>
             <w:vAlign w:val="center"/>
+            <w:tcW w:w="936" w:type="dxa"/>
             <w:tcMar>
-              <w:top w:w="120" w:type="dxa"/>
-              <w:bottom w:w="120" w:type="dxa"/>
-              <w:left w:w="160" w:type="dxa"/>
-              <w:right w:w="160" w:type="dxa"/>
+              <w:top w:w="80" w:type="dxa"/>
+              <w:bottom w:w="80" w:type="dxa"/>
+              <w:left w:w="100" w:type="dxa"/>
+              <w:right w:w="100" w:type="dxa"/>
             </w:tcMar>
-            <w:shd w:fill="FFFFFF"/>
+            <w:shd w:fill="FAFAFA"/>
           </w:tcPr>
           <w:p>
             <w:r/>
@@ -1156,7 +1275,7 @@
           <w:p>
             <w:pPr>
               <w:spacing w:before="0" w:after="40" w:line="276" w:lineRule="auto"/>
-              <w:jc w:val="left"/>
+              <w:jc w:val="center"/>
             </w:pPr>
             <w:r>
               <w:rPr>
@@ -1168,15 +1287,16 @@
         </w:tc>
         <w:tc>
           <w:tcPr>
-            <w:tcW w:type="dxa" w:w="1921"/>
+            <w:tcW w:type="dxa" w:w="2088"/>
             <w:vAlign w:val="center"/>
+            <w:tcW w:w="2088" w:type="dxa"/>
             <w:tcMar>
-              <w:top w:w="120" w:type="dxa"/>
-              <w:bottom w:w="120" w:type="dxa"/>
-              <w:left w:w="160" w:type="dxa"/>
-              <w:right w:w="160" w:type="dxa"/>
+              <w:top w:w="80" w:type="dxa"/>
+              <w:bottom w:w="80" w:type="dxa"/>
+              <w:left w:w="100" w:type="dxa"/>
+              <w:right w:w="100" w:type="dxa"/>
             </w:tcMar>
-            <w:shd w:fill="FFFFFF"/>
+            <w:shd w:fill="FAFAFA"/>
           </w:tcPr>
           <w:p>
             <w:r/>
@@ -1196,15 +1316,16 @@
         </w:tc>
         <w:tc>
           <w:tcPr>
-            <w:tcW w:type="dxa" w:w="1921"/>
+            <w:tcW w:type="dxa" w:w="3989"/>
             <w:vAlign w:val="center"/>
+            <w:tcW w:w="3988" w:type="dxa"/>
             <w:tcMar>
-              <w:top w:w="120" w:type="dxa"/>
-              <w:bottom w:w="120" w:type="dxa"/>
-              <w:left w:w="160" w:type="dxa"/>
-              <w:right w:w="160" w:type="dxa"/>
+              <w:top w:w="80" w:type="dxa"/>
+              <w:bottom w:w="80" w:type="dxa"/>
+              <w:left w:w="100" w:type="dxa"/>
+              <w:right w:w="100" w:type="dxa"/>
             </w:tcMar>
-            <w:shd w:fill="FFFFFF"/>
+            <w:shd w:fill="FAFAFA"/>
           </w:tcPr>
           <w:p>
             <w:r/>
@@ -1221,15 +1342,16 @@
         </w:tc>
         <w:tc>
           <w:tcPr>
-            <w:tcW w:type="dxa" w:w="1921"/>
+            <w:tcW w:type="dxa" w:w="1656"/>
             <w:vAlign w:val="center"/>
+            <w:tcW w:w="1655" w:type="dxa"/>
             <w:tcMar>
-              <w:top w:w="120" w:type="dxa"/>
-              <w:bottom w:w="120" w:type="dxa"/>
-              <w:left w:w="160" w:type="dxa"/>
-              <w:right w:w="160" w:type="dxa"/>
+              <w:top w:w="80" w:type="dxa"/>
+              <w:bottom w:w="80" w:type="dxa"/>
+              <w:left w:w="100" w:type="dxa"/>
+              <w:right w:w="100" w:type="dxa"/>
             </w:tcMar>
-            <w:shd w:fill="FFFFFF"/>
+            <w:shd w:fill="FAFAFA"/>
           </w:tcPr>
           <w:p>
             <w:r/>
@@ -1255,15 +1377,16 @@
         </w:tc>
         <w:tc>
           <w:tcPr>
-            <w:tcW w:type="dxa" w:w="1921"/>
+            <w:tcW w:type="dxa" w:w="1080"/>
             <w:vAlign w:val="center"/>
+            <w:tcW w:w="1080" w:type="dxa"/>
             <w:tcMar>
-              <w:top w:w="120" w:type="dxa"/>
-              <w:bottom w:w="120" w:type="dxa"/>
-              <w:left w:w="160" w:type="dxa"/>
-              <w:right w:w="160" w:type="dxa"/>
+              <w:top w:w="80" w:type="dxa"/>
+              <w:bottom w:w="80" w:type="dxa"/>
+              <w:left w:w="100" w:type="dxa"/>
+              <w:right w:w="100" w:type="dxa"/>
             </w:tcMar>
-            <w:shd w:fill="FFFFFF"/>
+            <w:shd w:fill="FAFAFA"/>
           </w:tcPr>
           <w:p>
             <w:r/>
@@ -1271,7 +1394,7 @@
           <w:p>
             <w:pPr>
               <w:spacing w:before="0" w:after="40" w:line="276" w:lineRule="auto"/>
-              <w:jc w:val="left"/>
+              <w:jc w:val="center"/>
             </w:pPr>
             <w:r>
               <w:rPr>
@@ -1283,17 +1406,21 @@
         </w:tc>
       </w:tr>
       <w:tr>
+        <w:trPr>
+          <w:cantSplit/>
+        </w:trPr>
         <w:tc>
           <w:tcPr>
-            <w:tcW w:type="dxa" w:w="1921"/>
+            <w:tcW w:type="dxa" w:w="936"/>
             <w:vAlign w:val="center"/>
+            <w:tcW w:w="936" w:type="dxa"/>
             <w:tcMar>
-              <w:top w:w="120" w:type="dxa"/>
-              <w:bottom w:w="120" w:type="dxa"/>
-              <w:left w:w="160" w:type="dxa"/>
-              <w:right w:w="160" w:type="dxa"/>
+              <w:top w:w="80" w:type="dxa"/>
+              <w:bottom w:w="80" w:type="dxa"/>
+              <w:left w:w="100" w:type="dxa"/>
+              <w:right w:w="100" w:type="dxa"/>
             </w:tcMar>
-            <w:shd w:fill="F8FAFC"/>
+            <w:shd w:fill="FFFFFF"/>
           </w:tcPr>
           <w:p>
             <w:r/>
@@ -1301,7 +1428,7 @@
           <w:p>
             <w:pPr>
               <w:spacing w:before="0" w:after="40" w:line="276" w:lineRule="auto"/>
-              <w:jc w:val="left"/>
+              <w:jc w:val="center"/>
             </w:pPr>
             <w:r>
               <w:rPr>
@@ -1313,15 +1440,16 @@
         </w:tc>
         <w:tc>
           <w:tcPr>
-            <w:tcW w:type="dxa" w:w="1921"/>
+            <w:tcW w:type="dxa" w:w="2088"/>
             <w:vAlign w:val="center"/>
+            <w:tcW w:w="2088" w:type="dxa"/>
             <w:tcMar>
-              <w:top w:w="120" w:type="dxa"/>
-              <w:bottom w:w="120" w:type="dxa"/>
-              <w:left w:w="160" w:type="dxa"/>
-              <w:right w:w="160" w:type="dxa"/>
+              <w:top w:w="80" w:type="dxa"/>
+              <w:bottom w:w="80" w:type="dxa"/>
+              <w:left w:w="100" w:type="dxa"/>
+              <w:right w:w="100" w:type="dxa"/>
             </w:tcMar>
-            <w:shd w:fill="F8FAFC"/>
+            <w:shd w:fill="FFFFFF"/>
           </w:tcPr>
           <w:p>
             <w:r/>
@@ -1341,15 +1469,16 @@
         </w:tc>
         <w:tc>
           <w:tcPr>
-            <w:tcW w:type="dxa" w:w="1921"/>
+            <w:tcW w:type="dxa" w:w="3989"/>
             <w:vAlign w:val="center"/>
+            <w:tcW w:w="3988" w:type="dxa"/>
             <w:tcMar>
-              <w:top w:w="120" w:type="dxa"/>
-              <w:bottom w:w="120" w:type="dxa"/>
-              <w:left w:w="160" w:type="dxa"/>
-              <w:right w:w="160" w:type="dxa"/>
+              <w:top w:w="80" w:type="dxa"/>
+              <w:bottom w:w="80" w:type="dxa"/>
+              <w:left w:w="100" w:type="dxa"/>
+              <w:right w:w="100" w:type="dxa"/>
             </w:tcMar>
-            <w:shd w:fill="F8FAFC"/>
+            <w:shd w:fill="FFFFFF"/>
           </w:tcPr>
           <w:p>
             <w:r/>
@@ -1366,15 +1495,16 @@
         </w:tc>
         <w:tc>
           <w:tcPr>
-            <w:tcW w:type="dxa" w:w="1921"/>
+            <w:tcW w:type="dxa" w:w="1656"/>
             <w:vAlign w:val="center"/>
+            <w:tcW w:w="1655" w:type="dxa"/>
             <w:tcMar>
-              <w:top w:w="120" w:type="dxa"/>
-              <w:bottom w:w="120" w:type="dxa"/>
-              <w:left w:w="160" w:type="dxa"/>
-              <w:right w:w="160" w:type="dxa"/>
+              <w:top w:w="80" w:type="dxa"/>
+              <w:bottom w:w="80" w:type="dxa"/>
+              <w:left w:w="100" w:type="dxa"/>
+              <w:right w:w="100" w:type="dxa"/>
             </w:tcMar>
-            <w:shd w:fill="F8FAFC"/>
+            <w:shd w:fill="FFFFFF"/>
           </w:tcPr>
           <w:p>
             <w:r/>
@@ -1400,15 +1530,16 @@
         </w:tc>
         <w:tc>
           <w:tcPr>
-            <w:tcW w:type="dxa" w:w="1921"/>
+            <w:tcW w:type="dxa" w:w="1080"/>
             <w:vAlign w:val="center"/>
+            <w:tcW w:w="1080" w:type="dxa"/>
             <w:tcMar>
-              <w:top w:w="120" w:type="dxa"/>
-              <w:bottom w:w="120" w:type="dxa"/>
-              <w:left w:w="160" w:type="dxa"/>
-              <w:right w:w="160" w:type="dxa"/>
+              <w:top w:w="80" w:type="dxa"/>
+              <w:bottom w:w="80" w:type="dxa"/>
+              <w:left w:w="100" w:type="dxa"/>
+              <w:right w:w="100" w:type="dxa"/>
             </w:tcMar>
-            <w:shd w:fill="F8FAFC"/>
+            <w:shd w:fill="FFFFFF"/>
           </w:tcPr>
           <w:p>
             <w:r/>
@@ -1416,7 +1547,7 @@
           <w:p>
             <w:pPr>
               <w:spacing w:before="0" w:after="40" w:line="276" w:lineRule="auto"/>
-              <w:jc w:val="left"/>
+              <w:jc w:val="center"/>
             </w:pPr>
             <w:r>
               <w:rPr>
@@ -1435,33 +1566,22 @@
     </w:p>
     <w:p>
       <w:pPr>
-        <w:spacing w:after="120" w:before="80"/>
-      </w:pPr>
-      <w:r>
-        <w:rPr>
-          <w:color w:val="CBD5E1"/>
-        </w:rPr>
-        <w:t>―――――――――――――――――――――――――――――――――――――――――――――――――――――――</w:t>
-      </w:r>
-    </w:p>
-    <w:p>
-      <w:pPr>
-        <w:spacing w:before="160" w:after="60"/>
+        <w:spacing w:before="180" w:after="60" w:line="276" w:lineRule="auto"/>
+        <w:jc w:val="left"/>
       </w:pPr>
       <w:r>
         <w:rPr>
           <w:b/>
-          <w:color w:val="0D7647"/>
-          <w:sz w:val="23"/>
+          <w:color w:val="0F172A"/>
+          <w:sz w:val="22"/>
         </w:rPr>
         <w:t>ĐIỀU 3. KẾT LUẬN NGHIỆM THU</w:t>
       </w:r>
     </w:p>
     <w:p>
       <w:pPr>
-        <w:spacing w:after="60" w:before="20" w:line="276" w:lineRule="auto"/>
-        <w:ind w:left="288"/>
-        <w:jc w:val="left"/>
+        <w:spacing w:before="20" w:after="60" w:line="276" w:lineRule="auto"/>
+        <w:jc w:val="both"/>
       </w:pPr>
       <w:r>
         <w:t xml:space="preserve">1. </w:t>
@@ -1478,9 +1598,8 @@
     </w:p>
     <w:p>
       <w:pPr>
-        <w:spacing w:after="60" w:before="20" w:line="276" w:lineRule="auto"/>
-        <w:ind w:left="288"/>
-        <w:jc w:val="left"/>
+        <w:spacing w:before="20" w:after="60" w:line="276" w:lineRule="auto"/>
+        <w:jc w:val="both"/>
       </w:pPr>
       <w:r>
         <w:t xml:space="preserve">2. </w:t>
@@ -1497,9 +1616,8 @@
     </w:p>
     <w:p>
       <w:pPr>
-        <w:spacing w:after="60" w:before="20" w:line="276" w:lineRule="auto"/>
-        <w:ind w:left="288"/>
-        <w:jc w:val="left"/>
+        <w:spacing w:before="20" w:after="60" w:line="276" w:lineRule="auto"/>
+        <w:jc w:val="both"/>
       </w:pPr>
       <w:r>
         <w:t xml:space="preserve">3. </w:t>
@@ -1525,8 +1643,7 @@
       <w:r>
         <w:rPr>
           <w:rFonts w:ascii="Consolas" w:hAnsi="Consolas"/>
-          <w:color w:val="B42828"/>
-          <w:sz w:val="20"/>
+          <w:sz w:val="19"/>
         </w:rPr>
         <w:t>LM-OPS-SLA-14</w:t>
       </w:r>
@@ -1536,32 +1653,22 @@
     </w:p>
     <w:p>
       <w:pPr>
-        <w:spacing w:after="120" w:before="80"/>
-      </w:pPr>
-      <w:r>
-        <w:rPr>
-          <w:color w:val="CBD5E1"/>
-        </w:rPr>
-        <w:t>―――――――――――――――――――――――――――――――――――――――――――――――――――――――</w:t>
-      </w:r>
-    </w:p>
-    <w:p>
-      <w:pPr>
-        <w:spacing w:before="160" w:after="60"/>
+        <w:spacing w:before="180" w:after="60" w:line="276" w:lineRule="auto"/>
+        <w:jc w:val="left"/>
       </w:pPr>
       <w:r>
         <w:rPr>
           <w:b/>
-          <w:color w:val="0D7647"/>
-          <w:sz w:val="23"/>
+          <w:color w:val="0F172A"/>
+          <w:sz w:val="22"/>
         </w:rPr>
         <w:t>ĐIỀU 4. NGHĨA VỤ THANH TOÁN VÀ QUYẾT TOÁN TÀI CHÍNH</w:t>
       </w:r>
     </w:p>
     <w:p>
       <w:pPr>
-        <w:spacing w:after="80" w:before="0" w:line="276" w:lineRule="auto"/>
-        <w:jc w:val="left"/>
+        <w:spacing w:before="20" w:after="60" w:line="276" w:lineRule="auto"/>
+        <w:jc w:val="both"/>
       </w:pPr>
       <w:r>
         <w:t>Căn cứ kết quả nghiệm thu trên, Bên A có nghĩa vụ hoàn tất thanh toán đợt cuối cùng cho Bên B theo đúng quy định tại Hợp đồng:</w:t>
@@ -1569,15 +1676,15 @@
     </w:p>
     <w:p>
       <w:pPr>
-        <w:spacing w:after="60" w:before="20" w:line="276" w:lineRule="auto"/>
+        <w:spacing w:before="20" w:after="40" w:line="276" w:lineRule="auto"/>
         <w:ind w:left="360"/>
-        <w:jc w:val="left"/>
+        <w:jc w:val="both"/>
       </w:pPr>
       <w:r>
         <w:rPr>
           <w:b/>
         </w:rPr>
-        <w:t>•  Tổng giá trị hợp đồng đã ký:</w:t>
+        <w:t>Tổng giá trị hợp đồng đã ký:</w:t>
       </w:r>
       <w:r>
         <w:t xml:space="preserve"> [TONG_GIA_TRI_HD] VND</w:t>
@@ -1585,15 +1692,15 @@
     </w:p>
     <w:p>
       <w:pPr>
-        <w:spacing w:after="60" w:before="20" w:line="276" w:lineRule="auto"/>
+        <w:spacing w:before="20" w:after="40" w:line="276" w:lineRule="auto"/>
         <w:ind w:left="360"/>
-        <w:jc w:val="left"/>
+        <w:jc w:val="both"/>
       </w:pPr>
       <w:r>
         <w:rPr>
           <w:b/>
         </w:rPr>
-        <w:t>•  Số tiền Bên A đã tạm ứng / đặt cọc Đợt 1:</w:t>
+        <w:t>Số tiền Bên A đã tạm ứng / đặt cọc Đợt 1:</w:t>
       </w:r>
       <w:r>
         <w:t xml:space="preserve"> [TIEN_DA_COC] VND</w:t>
@@ -1601,15 +1708,15 @@
     </w:p>
     <w:p>
       <w:pPr>
-        <w:spacing w:after="60" w:before="20" w:line="276" w:lineRule="auto"/>
+        <w:spacing w:before="20" w:after="40" w:line="276" w:lineRule="auto"/>
         <w:ind w:left="360"/>
-        <w:jc w:val="left"/>
+        <w:jc w:val="both"/>
       </w:pPr>
       <w:r>
         <w:rPr>
           <w:b/>
         </w:rPr>
-        <w:t>•  Chi phí phát sinh theo các Phiếu Change Request (nếu có):</w:t>
+        <w:t>Chi phí phát sinh theo các Phiếu Change Request (nếu có):</w:t>
       </w:r>
       <w:r>
         <w:t xml:space="preserve"> [TIEN_CR_PHAT_SINH] VND</w:t>
@@ -1617,15 +1724,15 @@
     </w:p>
     <w:p>
       <w:pPr>
-        <w:spacing w:after="60" w:before="20" w:line="276" w:lineRule="auto"/>
+        <w:spacing w:before="20" w:after="40" w:line="276" w:lineRule="auto"/>
         <w:ind w:left="360"/>
-        <w:jc w:val="left"/>
+        <w:jc w:val="both"/>
       </w:pPr>
       <w:r>
         <w:rPr>
           <w:b/>
         </w:rPr>
-        <w:t>•  SỐ TIỀN CÒN LẠI BÊN A CẦN THANH TOÁN QUYẾT TOÁN:</w:t>
+        <w:t>SỐ TIỀN CÒN LẠI BÊN A CẦN THANH TOÁN QUYẾT TOÁN:</w:t>
       </w:r>
       <w:r>
         <w:t xml:space="preserve"> </w:t>
@@ -1636,14 +1743,11 @@
         </w:rPr>
         <w:t>[TIEN_CON_LAI_PHAI_TRA] VND</w:t>
       </w:r>
-      <w:r>
-        <w:t xml:space="preserve">  </w:t>
-      </w:r>
     </w:p>
     <w:p>
       <w:pPr>
-        <w:spacing w:after="80" w:before="0" w:line="276" w:lineRule="auto"/>
-        <w:jc w:val="left"/>
+        <w:spacing w:before="20" w:after="60" w:line="276" w:lineRule="auto"/>
+        <w:jc w:val="both"/>
       </w:pPr>
       <w:r>
         <w:t xml:space="preserve">  </w:t>
@@ -1657,15 +1761,15 @@
     </w:p>
     <w:p>
       <w:pPr>
-        <w:spacing w:after="60" w:before="20" w:line="276" w:lineRule="auto"/>
+        <w:spacing w:before="20" w:after="40" w:line="276" w:lineRule="auto"/>
         <w:ind w:left="360"/>
-        <w:jc w:val="left"/>
+        <w:jc w:val="both"/>
       </w:pPr>
       <w:r>
         <w:rPr>
           <w:b/>
         </w:rPr>
-        <w:t>•  Thời hạn thanh toán đợt cuối:</w:t>
+        <w:t>Thời hạn thanh toán đợt cuối:</w:t>
       </w:r>
       <w:r>
         <w:t xml:space="preserve"> Trong vòng </w:t>
@@ -1682,29 +1786,18 @@
     </w:p>
     <w:p>
       <w:pPr>
-        <w:spacing w:after="60" w:before="20" w:line="276" w:lineRule="auto"/>
+        <w:spacing w:before="20" w:after="40" w:line="276" w:lineRule="auto"/>
         <w:ind w:left="360"/>
-        <w:jc w:val="left"/>
+        <w:jc w:val="both"/>
       </w:pPr>
       <w:r>
-        <w:t>•  Bên B có nghĩa vụ xuất hóa đơn hợp pháp cho Bên A tương ứng với giá trị dịch vụ theo quy định của Luật Quản lý thuế sau khi nhận đủ thanh toán.</w:t>
+        <w:t>Bên B có nghĩa vụ xuất hóa đơn hợp pháp cho Bên A tương ứng với giá trị dịch vụ theo quy định của Luật Quản lý thuế sau khi nhận đủ thanh toán.</w:t>
       </w:r>
     </w:p>
     <w:p>
       <w:pPr>
-        <w:spacing w:after="120" w:before="80"/>
-      </w:pPr>
-      <w:r>
-        <w:rPr>
-          <w:color w:val="CBD5E1"/>
-        </w:rPr>
-        <w:t>―――――――――――――――――――――――――――――――――――――――――――――――――――――――</w:t>
-      </w:r>
-    </w:p>
-    <w:p>
-      <w:pPr>
-        <w:spacing w:after="80" w:before="0" w:line="276" w:lineRule="auto"/>
-        <w:jc w:val="left"/>
+        <w:spacing w:before="20" w:after="60" w:line="276" w:lineRule="auto"/>
+        <w:jc w:val="both"/>
       </w:pPr>
       <w:r>
         <w:t>Biên bản này được lập thành 02 (hai) bản gốc bằng tiếng Việt có giá trị pháp lý như nhau, mỗi Bên giữ 01 (một) bản làm căn cứ thanh toán, thanh lý hợp đồng và kích hoạt chế độ bảo hành.</w:t>
@@ -1725,21 +1818,25 @@
         </w:tblBorders>
       </w:tblPr>
       <w:tblGrid>
-        <w:gridCol w:w="4802"/>
-        <w:gridCol w:w="4802"/>
+        <w:gridCol w:w="4874"/>
+        <w:gridCol w:w="4874"/>
       </w:tblGrid>
       <w:tr>
+        <w:trPr>
+          <w:cantSplit/>
+        </w:trPr>
         <w:tc>
           <w:tcPr>
-            <w:tcW w:type="dxa" w:w="4802"/>
+            <w:tcW w:type="dxa" w:w="4867"/>
             <w:vAlign w:val="center"/>
+            <w:tcW w:w="4867" w:type="dxa"/>
             <w:tcMar>
-              <w:top w:w="120" w:type="dxa"/>
-              <w:bottom w:w="120" w:type="dxa"/>
-              <w:left w:w="160" w:type="dxa"/>
-              <w:right w:w="160" w:type="dxa"/>
+              <w:top w:w="90" w:type="dxa"/>
+              <w:bottom w:w="90" w:type="dxa"/>
+              <w:left w:w="100" w:type="dxa"/>
+              <w:right w:w="100" w:type="dxa"/>
             </w:tcMar>
-            <w:shd w:fill="EDF7F1"/>
+            <w:shd w:fill="F8FAFC"/>
           </w:tcPr>
           <w:p>
             <w:r/>
@@ -1752,7 +1849,7 @@
             <w:r>
               <w:rPr>
                 <w:b/>
-                <w:color w:val="0D7647"/>
+                <w:sz w:val="20"/>
               </w:rPr>
               <w:t>ĐẠI DIỆN BÊN A (KHÁCH HÀNG)</w:t>
             </w:r>
@@ -1760,15 +1857,16 @@
         </w:tc>
         <w:tc>
           <w:tcPr>
-            <w:tcW w:type="dxa" w:w="4802"/>
+            <w:tcW w:type="dxa" w:w="4882"/>
             <w:vAlign w:val="center"/>
+            <w:tcW w:w="4881" w:type="dxa"/>
             <w:tcMar>
-              <w:top w:w="120" w:type="dxa"/>
-              <w:bottom w:w="120" w:type="dxa"/>
-              <w:left w:w="160" w:type="dxa"/>
-              <w:right w:w="160" w:type="dxa"/>
+              <w:top w:w="90" w:type="dxa"/>
+              <w:bottom w:w="90" w:type="dxa"/>
+              <w:left w:w="100" w:type="dxa"/>
+              <w:right w:w="100" w:type="dxa"/>
             </w:tcMar>
-            <w:shd w:fill="EDF7F1"/>
+            <w:shd w:fill="F8FAFC"/>
           </w:tcPr>
           <w:p>
             <w:r/>
@@ -1781,7 +1879,7 @@
             <w:r>
               <w:rPr>
                 <w:b/>
-                <w:color w:val="0D7647"/>
+                <w:sz w:val="20"/>
               </w:rPr>
               <w:t>ĐẠI DIỆN BÊN B (LOCALMATE)</w:t>
             </w:r>
@@ -1789,17 +1887,21 @@
         </w:tc>
       </w:tr>
       <w:tr>
+        <w:trPr>
+          <w:cantSplit/>
+        </w:trPr>
         <w:tc>
           <w:tcPr>
-            <w:tcW w:type="dxa" w:w="4802"/>
+            <w:tcW w:type="dxa" w:w="4867"/>
             <w:vAlign w:val="center"/>
+            <w:tcW w:w="4867" w:type="dxa"/>
             <w:tcMar>
-              <w:top w:w="120" w:type="dxa"/>
-              <w:bottom w:w="120" w:type="dxa"/>
-              <w:left w:w="160" w:type="dxa"/>
-              <w:right w:w="160" w:type="dxa"/>
+              <w:top w:w="80" w:type="dxa"/>
+              <w:bottom w:w="80" w:type="dxa"/>
+              <w:left w:w="100" w:type="dxa"/>
+              <w:right w:w="100" w:type="dxa"/>
             </w:tcMar>
-            <w:shd w:fill="F8FAFC"/>
+            <w:shd w:fill="FFFFFF"/>
           </w:tcPr>
           <w:p>
             <w:r/>
@@ -1819,15 +1921,16 @@
         </w:tc>
         <w:tc>
           <w:tcPr>
-            <w:tcW w:type="dxa" w:w="4802"/>
+            <w:tcW w:type="dxa" w:w="4882"/>
             <w:vAlign w:val="center"/>
+            <w:tcW w:w="4881" w:type="dxa"/>
             <w:tcMar>
-              <w:top w:w="120" w:type="dxa"/>
-              <w:bottom w:w="120" w:type="dxa"/>
-              <w:left w:w="160" w:type="dxa"/>
-              <w:right w:w="160" w:type="dxa"/>
+              <w:top w:w="80" w:type="dxa"/>
+              <w:bottom w:w="80" w:type="dxa"/>
+              <w:left w:w="100" w:type="dxa"/>
+              <w:right w:w="100" w:type="dxa"/>
             </w:tcMar>
-            <w:shd w:fill="F8FAFC"/>
+            <w:shd w:fill="FFFFFF"/>
           </w:tcPr>
           <w:p>
             <w:r/>
@@ -1847,99 +1950,60 @@
         </w:tc>
       </w:tr>
       <w:tr>
+        <w:trPr>
+          <w:cantSplit/>
+        </w:trPr>
         <w:tc>
           <w:tcPr>
-            <w:tcW w:type="dxa" w:w="4802"/>
+            <w:tcW w:type="dxa" w:w="4867"/>
             <w:vAlign w:val="center"/>
+            <w:tcW w:w="4867" w:type="dxa"/>
             <w:tcMar>
-              <w:top w:w="120" w:type="dxa"/>
-              <w:bottom w:w="120" w:type="dxa"/>
-              <w:left w:w="160" w:type="dxa"/>
-              <w:right w:w="160" w:type="dxa"/>
+              <w:top w:w="80" w:type="dxa"/>
+              <w:bottom w:w="80" w:type="dxa"/>
+              <w:left w:w="100" w:type="dxa"/>
+              <w:right w:w="100" w:type="dxa"/>
             </w:tcMar>
-            <w:shd w:fill="FFFFFF"/>
+            <w:shd w:fill="FAFAFA"/>
           </w:tcPr>
           <w:p>
             <w:r/>
           </w:p>
-          <w:p>
-            <w:pPr>
-              <w:spacing w:before="0" w:after="40" w:line="276" w:lineRule="auto"/>
-              <w:jc w:val="left"/>
-            </w:pPr>
-          </w:p>
-          <w:p>
-            <w:pPr>
-              <w:spacing w:before="0" w:after="40" w:line="276" w:lineRule="auto"/>
-              <w:jc w:val="left"/>
-            </w:pPr>
-          </w:p>
-          <w:p>
-            <w:pPr>
-              <w:spacing w:before="0" w:after="40" w:line="276" w:lineRule="auto"/>
-              <w:jc w:val="left"/>
-            </w:pPr>
-          </w:p>
-          <w:p>
-            <w:pPr>
-              <w:spacing w:before="0" w:after="40" w:line="276" w:lineRule="auto"/>
-              <w:jc w:val="left"/>
-            </w:pPr>
-          </w:p>
         </w:tc>
         <w:tc>
           <w:tcPr>
-            <w:tcW w:type="dxa" w:w="4802"/>
+            <w:tcW w:type="dxa" w:w="4882"/>
             <w:vAlign w:val="center"/>
+            <w:tcW w:w="4881" w:type="dxa"/>
             <w:tcMar>
-              <w:top w:w="120" w:type="dxa"/>
-              <w:bottom w:w="120" w:type="dxa"/>
-              <w:left w:w="160" w:type="dxa"/>
-              <w:right w:w="160" w:type="dxa"/>
+              <w:top w:w="80" w:type="dxa"/>
+              <w:bottom w:w="80" w:type="dxa"/>
+              <w:left w:w="100" w:type="dxa"/>
+              <w:right w:w="100" w:type="dxa"/>
             </w:tcMar>
-            <w:shd w:fill="FFFFFF"/>
+            <w:shd w:fill="FAFAFA"/>
           </w:tcPr>
           <w:p>
             <w:r/>
           </w:p>
-          <w:p>
-            <w:pPr>
-              <w:spacing w:before="0" w:after="40" w:line="276" w:lineRule="auto"/>
-              <w:jc w:val="left"/>
-            </w:pPr>
-          </w:p>
-          <w:p>
-            <w:pPr>
-              <w:spacing w:before="0" w:after="40" w:line="276" w:lineRule="auto"/>
-              <w:jc w:val="left"/>
-            </w:pPr>
-          </w:p>
-          <w:p>
-            <w:pPr>
-              <w:spacing w:before="0" w:after="40" w:line="276" w:lineRule="auto"/>
-              <w:jc w:val="left"/>
-            </w:pPr>
-          </w:p>
-          <w:p>
-            <w:pPr>
-              <w:spacing w:before="0" w:after="40" w:line="276" w:lineRule="auto"/>
-              <w:jc w:val="left"/>
-            </w:pPr>
-          </w:p>
         </w:tc>
       </w:tr>
       <w:tr>
+        <w:trPr>
+          <w:cantSplit/>
+        </w:trPr>
         <w:tc>
           <w:tcPr>
-            <w:tcW w:type="dxa" w:w="4802"/>
+            <w:tcW w:type="dxa" w:w="4867"/>
             <w:vAlign w:val="center"/>
+            <w:tcW w:w="4867" w:type="dxa"/>
             <w:tcMar>
-              <w:top w:w="120" w:type="dxa"/>
-              <w:bottom w:w="120" w:type="dxa"/>
-              <w:left w:w="160" w:type="dxa"/>
-              <w:right w:w="160" w:type="dxa"/>
+              <w:top w:w="80" w:type="dxa"/>
+              <w:bottom w:w="80" w:type="dxa"/>
+              <w:left w:w="100" w:type="dxa"/>
+              <w:right w:w="100" w:type="dxa"/>
             </w:tcMar>
-            <w:shd w:fill="F8FAFC"/>
+            <w:shd w:fill="FFFFFF"/>
           </w:tcPr>
           <w:p>
             <w:r/>
@@ -1962,15 +2026,16 @@
         </w:tc>
         <w:tc>
           <w:tcPr>
-            <w:tcW w:type="dxa" w:w="4802"/>
+            <w:tcW w:type="dxa" w:w="4882"/>
             <w:vAlign w:val="center"/>
+            <w:tcW w:w="4881" w:type="dxa"/>
             <w:tcMar>
-              <w:top w:w="120" w:type="dxa"/>
-              <w:bottom w:w="120" w:type="dxa"/>
-              <w:left w:w="160" w:type="dxa"/>
-              <w:right w:w="160" w:type="dxa"/>
+              <w:top w:w="80" w:type="dxa"/>
+              <w:bottom w:w="80" w:type="dxa"/>
+              <w:left w:w="100" w:type="dxa"/>
+              <w:right w:w="100" w:type="dxa"/>
             </w:tcMar>
-            <w:shd w:fill="F8FAFC"/>
+            <w:shd w:fill="FFFFFF"/>
           </w:tcPr>
           <w:p>
             <w:r/>
@@ -1993,17 +2058,21 @@
         </w:tc>
       </w:tr>
       <w:tr>
+        <w:trPr>
+          <w:cantSplit/>
+        </w:trPr>
         <w:tc>
           <w:tcPr>
-            <w:tcW w:type="dxa" w:w="4802"/>
+            <w:tcW w:type="dxa" w:w="4867"/>
             <w:vAlign w:val="center"/>
+            <w:tcW w:w="4867" w:type="dxa"/>
             <w:tcMar>
-              <w:top w:w="120" w:type="dxa"/>
-              <w:bottom w:w="120" w:type="dxa"/>
-              <w:left w:w="160" w:type="dxa"/>
-              <w:right w:w="160" w:type="dxa"/>
+              <w:top w:w="80" w:type="dxa"/>
+              <w:bottom w:w="80" w:type="dxa"/>
+              <w:left w:w="100" w:type="dxa"/>
+              <w:right w:w="100" w:type="dxa"/>
             </w:tcMar>
-            <w:shd w:fill="FFFFFF"/>
+            <w:shd w:fill="FAFAFA"/>
           </w:tcPr>
           <w:p>
             <w:r/>
@@ -2026,15 +2095,16 @@
         </w:tc>
         <w:tc>
           <w:tcPr>
-            <w:tcW w:type="dxa" w:w="4802"/>
+            <w:tcW w:type="dxa" w:w="4882"/>
             <w:vAlign w:val="center"/>
+            <w:tcW w:w="4881" w:type="dxa"/>
             <w:tcMar>
-              <w:top w:w="120" w:type="dxa"/>
-              <w:bottom w:w="120" w:type="dxa"/>
-              <w:left w:w="160" w:type="dxa"/>
-              <w:right w:w="160" w:type="dxa"/>
+              <w:top w:w="80" w:type="dxa"/>
+              <w:bottom w:w="80" w:type="dxa"/>
+              <w:left w:w="100" w:type="dxa"/>
+              <w:right w:w="100" w:type="dxa"/>
             </w:tcMar>
-            <w:shd w:fill="FFFFFF"/>
+            <w:shd w:fill="FAFAFA"/>
           </w:tcPr>
           <w:p>
             <w:r/>
@@ -2057,17 +2127,21 @@
         </w:tc>
       </w:tr>
       <w:tr>
+        <w:trPr>
+          <w:cantSplit/>
+        </w:trPr>
         <w:tc>
           <w:tcPr>
-            <w:tcW w:type="dxa" w:w="4802"/>
+            <w:tcW w:type="dxa" w:w="4867"/>
             <w:vAlign w:val="center"/>
+            <w:tcW w:w="4867" w:type="dxa"/>
             <w:tcMar>
-              <w:top w:w="120" w:type="dxa"/>
-              <w:bottom w:w="120" w:type="dxa"/>
-              <w:left w:w="160" w:type="dxa"/>
-              <w:right w:w="160" w:type="dxa"/>
+              <w:top w:w="80" w:type="dxa"/>
+              <w:bottom w:w="80" w:type="dxa"/>
+              <w:left w:w="100" w:type="dxa"/>
+              <w:right w:w="100" w:type="dxa"/>
             </w:tcMar>
-            <w:shd w:fill="F8FAFC"/>
+            <w:shd w:fill="FFFFFF"/>
           </w:tcPr>
           <w:p>
             <w:r/>
@@ -2090,15 +2164,16 @@
         </w:tc>
         <w:tc>
           <w:tcPr>
-            <w:tcW w:type="dxa" w:w="4802"/>
+            <w:tcW w:type="dxa" w:w="4882"/>
             <w:vAlign w:val="center"/>
+            <w:tcW w:w="4881" w:type="dxa"/>
             <w:tcMar>
-              <w:top w:w="120" w:type="dxa"/>
-              <w:bottom w:w="120" w:type="dxa"/>
-              <w:left w:w="160" w:type="dxa"/>
-              <w:right w:w="160" w:type="dxa"/>
+              <w:top w:w="80" w:type="dxa"/>
+              <w:bottom w:w="80" w:type="dxa"/>
+              <w:left w:w="100" w:type="dxa"/>
+              <w:right w:w="100" w:type="dxa"/>
             </w:tcMar>
-            <w:shd w:fill="F8FAFC"/>
+            <w:shd w:fill="FFFFFF"/>
           </w:tcPr>
           <w:p>
             <w:r/>
@@ -2128,7 +2203,7 @@
     </w:p>
     <w:sectPr>
       <w:pgSz w:w="11909" w:h="16834"/>
-      <w:pgMar w:top="1152" w:right="1152" w:bottom="1152" w:left="1152" w:header="720" w:footer="720" w:gutter="0"/>
+      <w:pgMar w:top="1138" w:right="936" w:bottom="1138" w:left="1224" w:header="720" w:footer="720" w:gutter="0"/>
       <w:cols w:space="720"/>
       <w:docGrid w:linePitch="360"/>
     </w:sectPr>
@@ -2501,7 +2576,7 @@
     <w:rsid w:val="00FC693F"/>
     <w:rPr>
       <w:rFonts w:ascii="Times New Roman" w:hAnsi="Times New Roman"/>
-      <w:color w:val="1E293B"/>
+      <w:color w:val="0F172A"/>
       <w:sz w:val="22"/>
     </w:rPr>
   </w:style>
